--- a/005 report/Rapport prosjekt LOG650 v2.docx
+++ b/005 report/Rapport prosjekt LOG650 v2.docx
@@ -4,16 +4,205 @@
   <w:body>
     <w:p>
       <w:pPr>
+        <w:rPr>
+          <w:lang w:val="nb-NO"/>
+        </w:rPr>
+      </w:pPr>
+      <w:bookmarkStart w:id="0" w:name="Xa12cba259a6fa91e86564337b8b86c6d227090c"/>
+      <w:r>
+        <w:rPr>
+          <w:lang w:val="nb-NO"/>
+        </w:rPr>
+        <w:t xml:space="preserve">Hei! </w:t>
+      </w:r>
+    </w:p>
+    <w:p>
+      <w:pPr>
+        <w:rPr>
+          <w:lang w:val="nb-NO"/>
+        </w:rPr>
+      </w:pPr>
+      <w:r>
+        <w:rPr>
+          <w:lang w:val="nb-NO"/>
+        </w:rPr>
+        <w:t xml:space="preserve">Jeg har egentlig ikke lest gjennom denne selv, så forventer skrivefeil, litt dårlig setninger her og der etc. Kall det gjerne bare et råutkast av rapporten. Men håper likevel du/dere kan komme med noen nyttige tilbakemeldinger. </w:t>
+      </w:r>
+    </w:p>
+    <w:p>
+      <w:pPr>
+        <w:rPr>
+          <w:lang w:val="nb-NO"/>
+        </w:rPr>
+      </w:pPr>
+      <w:r>
+        <w:rPr>
+          <w:lang w:val="nb-NO"/>
+        </w:rPr>
+        <w:t xml:space="preserve">Et par ting jeg vet jeg må se på: </w:t>
+      </w:r>
+    </w:p>
+    <w:p>
+      <w:pPr>
+        <w:pStyle w:val="ListParagraph"/>
+        <w:numPr>
+          <w:ilvl w:val="0"/>
+          <w:numId w:val="8"/>
+        </w:numPr>
+        <w:rPr>
+          <w:lang w:val="nb-NO"/>
+        </w:rPr>
+      </w:pPr>
+      <w:r>
+        <w:rPr>
+          <w:lang w:val="nb-NO"/>
+        </w:rPr>
+        <w:t xml:space="preserve">Grafene. De er ikke spesielt bra slik de visualiseres i dag. </w:t>
+      </w:r>
+    </w:p>
+    <w:p>
+      <w:pPr>
+        <w:pStyle w:val="ListParagraph"/>
+        <w:numPr>
+          <w:ilvl w:val="0"/>
+          <w:numId w:val="8"/>
+        </w:numPr>
+        <w:rPr>
+          <w:lang w:val="nb-NO"/>
+        </w:rPr>
+      </w:pPr>
+      <w:r>
+        <w:rPr>
+          <w:lang w:val="nb-NO"/>
+        </w:rPr>
+        <w:t xml:space="preserve">Kilder, jeg har ikke egentlig sjekket disse ennå. </w:t>
+      </w:r>
+    </w:p>
+    <w:p>
+      <w:pPr>
+        <w:pStyle w:val="ListParagraph"/>
+        <w:numPr>
+          <w:ilvl w:val="0"/>
+          <w:numId w:val="8"/>
+        </w:numPr>
+        <w:rPr>
+          <w:lang w:val="nb-NO"/>
+        </w:rPr>
+      </w:pPr>
+      <w:r>
+        <w:rPr>
+          <w:lang w:val="nb-NO"/>
+        </w:rPr>
+        <w:t xml:space="preserve">Produktnavn med stor forbokstav, endre til små bokstaver. </w:t>
+      </w:r>
+    </w:p>
+    <w:p>
+      <w:pPr>
+        <w:pStyle w:val="ListParagraph"/>
+        <w:numPr>
+          <w:ilvl w:val="0"/>
+          <w:numId w:val="8"/>
+        </w:numPr>
+        <w:rPr>
+          <w:lang w:val="nb-NO"/>
+        </w:rPr>
+      </w:pPr>
+      <w:r>
+        <w:rPr>
+          <w:lang w:val="nb-NO"/>
+        </w:rPr>
+        <w:t>Generelt sideoppsett.</w:t>
+      </w:r>
+    </w:p>
+    <w:p>
+      <w:pPr>
+        <w:rPr>
+          <w:lang w:val="nb-NO"/>
+        </w:rPr>
+      </w:pPr>
+      <w:r>
+        <w:rPr>
+          <w:lang w:val="nb-NO"/>
+        </w:rPr>
+        <w:t xml:space="preserve">Men gi gjerne tilbakemelding på bruken av tabellene. Jeg personlig tenker det er litt for mye av det, </w:t>
+      </w:r>
+      <w:proofErr w:type="spellStart"/>
+      <w:r>
+        <w:rPr>
+          <w:lang w:val="nb-NO"/>
+        </w:rPr>
+        <w:t>f.eks</w:t>
+      </w:r>
+      <w:proofErr w:type="spellEnd"/>
+      <w:r>
+        <w:rPr>
+          <w:lang w:val="nb-NO"/>
+        </w:rPr>
+        <w:t xml:space="preserve"> side 17 og 18. De forteller kanskje egentlig ikke leser så mye sånn de står i dag. </w:t>
+      </w:r>
+    </w:p>
+    <w:p>
+      <w:pPr>
+        <w:rPr>
+          <w:lang w:val="nb-NO"/>
+        </w:rPr>
+      </w:pPr>
+    </w:p>
+    <w:p>
+      <w:pPr>
+        <w:rPr>
+          <w:lang w:val="nb-NO"/>
+        </w:rPr>
+      </w:pPr>
+      <w:r>
+        <w:rPr>
+          <w:lang w:val="nb-NO"/>
+        </w:rPr>
+        <w:t>God lesing,</w:t>
+      </w:r>
+    </w:p>
+    <w:p>
+      <w:pPr>
+        <w:rPr>
+          <w:lang w:val="nb-NO"/>
+        </w:rPr>
+      </w:pPr>
+      <w:r>
+        <w:rPr>
+          <w:lang w:val="nb-NO"/>
+        </w:rPr>
+        <w:t>Kjetil</w:t>
+      </w:r>
+    </w:p>
+    <w:p>
+      <w:pPr>
+        <w:rPr>
+          <w:rFonts w:asciiTheme="majorHAnsi" w:eastAsiaTheme="majorEastAsia" w:hAnsiTheme="majorHAnsi" w:cstheme="majorBidi"/>
+          <w:color w:val="0F4761" w:themeColor="accent1" w:themeShade="BF"/>
+          <w:sz w:val="40"/>
+          <w:szCs w:val="40"/>
+          <w:lang w:val="nb-NO"/>
+        </w:rPr>
+      </w:pPr>
+      <w:r>
+        <w:rPr>
+          <w:lang w:val="nb-NO"/>
+        </w:rPr>
+        <w:br w:type="page"/>
+      </w:r>
+    </w:p>
+    <w:p>
+      <w:pPr>
         <w:pStyle w:val="Heading1"/>
         <w:rPr>
           <w:lang w:val="nb-NO"/>
         </w:rPr>
       </w:pPr>
-      <w:bookmarkStart w:id="0" w:name="Xa12cba259a6fa91e86564337b8b86c6d227090c"/>
-      <w:r>
-        <w:rPr>
-          <w:lang w:val="nb-NO"/>
-        </w:rPr>
+      <w:r>
+        <w:rPr>
+          <w:lang w:val="nb-NO"/>
+        </w:rPr>
+        <w:lastRenderedPageBreak/>
         <w:t xml:space="preserve">Optimal lagerbeholdning for </w:t>
       </w:r>
       <w:proofErr w:type="spellStart"/>
@@ -918,21 +1107,7 @@
         <w:rPr>
           <w:lang w:val="nb-NO"/>
         </w:rPr>
-        <w:t xml:space="preserve"> – innebærer at et produkt ikke er tilgjengelig når kundene etterspør det, noe som resulterer i tapte inntekter, redusert kundetilfredshet og i verste fall varig tap av kunder. På den andre siden medfører overlagring unødvendig kapitalbinding, økte lagerkostnader og risiko for at ferskvarer ikke kan benyttes. Den grunnleggende utfordringen for </w:t>
-      </w:r>
-      <w:proofErr w:type="gramStart"/>
-      <w:r>
-        <w:rPr>
-          <w:lang w:val="nb-NO"/>
-        </w:rPr>
-        <w:t>enhver varehandler</w:t>
-      </w:r>
-      <w:proofErr w:type="gramEnd"/>
-      <w:r>
-        <w:rPr>
-          <w:lang w:val="nb-NO"/>
-        </w:rPr>
-        <w:t xml:space="preserve"> er å balansere disse to motsigende hensynene ved å opprettholde et lagernivå som er høyt nok til å dekke etterspørselen, men lavt nok til at kapitalen utnyttes effektivt (Silver et al., 2017).</w:t>
+        <w:t xml:space="preserve"> – innebærer at et produkt ikke er tilgjengelig når kundene etterspør det, noe som resulterer i tapte inntekter, redusert kundetilfredshet og i verste fall varig tap av kunder. På den andre siden medfører overlagring unødvendig kapitalbinding, økte lagerkostnader og risiko for at ferskvarer ikke kan benyttes. Den grunnleggende utfordringen for enhver varehandler er å balansere disse to motsigende hensynene ved å opprettholde et lagernivå som er høyt nok til å dekke etterspørselen, men lavt nok til at kapitalen utnyttes effektivt (Silver et al., 2017).</w:t>
       </w:r>
     </w:p>
     <w:p>
@@ -1683,21 +1858,7 @@
         <w:rPr>
           <w:lang w:val="nb-NO"/>
         </w:rPr>
-        <w:t xml:space="preserve"> introduserte den identifiserings-estimerings-diagnostikk-syklusen som ligger til grunn for </w:t>
-      </w:r>
-      <w:proofErr w:type="gramStart"/>
-      <w:r>
-        <w:rPr>
-          <w:lang w:val="nb-NO"/>
-        </w:rPr>
-        <w:t>manuell modellvalg</w:t>
-      </w:r>
-      <w:proofErr w:type="gramEnd"/>
-      <w:r>
-        <w:rPr>
-          <w:lang w:val="nb-NO"/>
-        </w:rPr>
-        <w:t xml:space="preserve">, og som er automatisert i moderne verktøy som </w:t>
+        <w:t xml:space="preserve"> introduserte den identifiserings-estimerings-diagnostikk-syklusen som ligger til grunn for manuell modellvalg, og som er automatisert i moderne verktøy som </w:t>
       </w:r>
       <w:proofErr w:type="spellStart"/>
       <w:r>
@@ -1833,21 +1994,7 @@
         <w:rPr>
           <w:lang w:val="nb-NO"/>
         </w:rPr>
-        <w:t xml:space="preserve"> – i praksis gir resultater på linje med </w:t>
-      </w:r>
-      <w:proofErr w:type="gramStart"/>
-      <w:r>
-        <w:rPr>
-          <w:lang w:val="nb-NO"/>
-        </w:rPr>
-        <w:t>manuell modellvalg</w:t>
-      </w:r>
-      <w:proofErr w:type="gramEnd"/>
-      <w:r>
-        <w:rPr>
-          <w:lang w:val="nb-NO"/>
-        </w:rPr>
-        <w:t xml:space="preserve"> for de fleste datasett, mens beregningstiden reduseres dramatisk når et stort antall modeller skal tilpasses. Dette er direkte relevant for dette prosjektet der 32 individuelle modeller ble tilpasset.</w:t>
+        <w:t xml:space="preserve"> – i praksis gir resultater på linje med manuell modellvalg for de fleste datasett, mens beregningstiden reduseres dramatisk når et stort antall modeller skal tilpasses. Dette er direkte relevant for dette prosjektet der 32 individuelle modeller ble tilpasset.</w:t>
       </w:r>
     </w:p>
     <w:p>
@@ -2400,19 +2547,11 @@
           <w:lang w:val="nb-NO"/>
         </w:rPr>
       </w:pPr>
-      <w:proofErr w:type="gramStart"/>
-      <w:r>
-        <w:rPr>
-          <w:lang w:val="nb-NO"/>
-        </w:rPr>
-        <w:t>ARIMA(</w:t>
-      </w:r>
-      <w:proofErr w:type="gramEnd"/>
-      <w:r>
-        <w:rPr>
-          <w:lang w:val="nb-NO"/>
-        </w:rPr>
-        <w:t xml:space="preserve">p, d, q) – </w:t>
+      <w:r>
+        <w:rPr>
+          <w:lang w:val="nb-NO"/>
+        </w:rPr>
+        <w:t xml:space="preserve">ARIMA(p, d, q) – </w:t>
       </w:r>
       <w:proofErr w:type="spellStart"/>
       <w:r>
@@ -3555,33 +3694,11 @@
           <w:lang w:val="nb-NO"/>
         </w:rPr>
       </w:pPr>
-      <w:proofErr w:type="gramStart"/>
-      <w:r>
-        <w:rPr>
-          <w:lang w:val="nb-NO"/>
-        </w:rPr>
-        <w:t>SARIMA(</w:t>
-      </w:r>
-      <w:proofErr w:type="gramEnd"/>
-      <w:r>
-        <w:rPr>
-          <w:lang w:val="nb-NO"/>
-        </w:rPr>
-        <w:t xml:space="preserve">p, d, </w:t>
-      </w:r>
-      <w:proofErr w:type="gramStart"/>
-      <w:r>
-        <w:rPr>
-          <w:lang w:val="nb-NO"/>
-        </w:rPr>
-        <w:t>q)(</w:t>
-      </w:r>
-      <w:proofErr w:type="gramEnd"/>
-      <w:r>
-        <w:rPr>
-          <w:lang w:val="nb-NO"/>
-        </w:rPr>
-        <w:t xml:space="preserve">P, D, Q, s) er en utvidelse av ARIMA som inkluderer sesongkomponenter med periode </w:t>
+      <w:r>
+        <w:rPr>
+          <w:lang w:val="nb-NO"/>
+        </w:rPr>
+        <w:t xml:space="preserve">SARIMA(p, d, q)(P, D, Q, s) er en utvidelse av ARIMA som inkluderer sesongkomponenter med periode </w:t>
       </w:r>
       <w:r>
         <w:rPr>
@@ -4521,8 +4638,33 @@
           <w:b/>
           <w:bCs/>
         </w:rPr>
-        <w:t xml:space="preserve"> over BiteBursts utsalgssteder</w:t>
-      </w:r>
+        <w:t xml:space="preserve"> over </w:t>
+      </w:r>
+      <w:proofErr w:type="spellStart"/>
+      <w:r>
+        <w:rPr>
+          <w:b/>
+          <w:bCs/>
+        </w:rPr>
+        <w:t>BiteBursts</w:t>
+      </w:r>
+      <w:proofErr w:type="spellEnd"/>
+      <w:r>
+        <w:rPr>
+          <w:b/>
+          <w:bCs/>
+        </w:rPr>
+        <w:t xml:space="preserve"> </w:t>
+      </w:r>
+      <w:proofErr w:type="spellStart"/>
+      <w:r>
+        <w:rPr>
+          <w:b/>
+          <w:bCs/>
+        </w:rPr>
+        <w:t>utsalgssteder</w:t>
+      </w:r>
+      <w:proofErr w:type="spellEnd"/>
     </w:p>
     <w:tbl>
       <w:tblPr>
@@ -5641,35 +5783,7 @@
           <w:lang w:val="nb-NO"/>
         </w:rPr>
         <w:lastRenderedPageBreak/>
-        <w:t xml:space="preserve">Samlet sett gir ADF-testen grunnlag for differensiering og ACF-analysen grunnlag for sesongkomponenten. </w:t>
-      </w:r>
-      <w:proofErr w:type="gramStart"/>
-      <w:r>
-        <w:rPr>
-          <w:lang w:val="nb-NO"/>
-        </w:rPr>
-        <w:t>SARIMA(</w:t>
-      </w:r>
-      <w:proofErr w:type="gramEnd"/>
-      <w:r>
-        <w:rPr>
-          <w:lang w:val="nb-NO"/>
-        </w:rPr>
-        <w:t xml:space="preserve">p, d, </w:t>
-      </w:r>
-      <w:proofErr w:type="gramStart"/>
-      <w:r>
-        <w:rPr>
-          <w:lang w:val="nb-NO"/>
-        </w:rPr>
-        <w:t>q)(</w:t>
-      </w:r>
-      <w:proofErr w:type="gramEnd"/>
-      <w:r>
-        <w:rPr>
-          <w:lang w:val="nb-NO"/>
-        </w:rPr>
-        <w:t>P, D, Q, 7) ble valgt som modellklasse for alle 32 kombinasjoner av produkt og utsalgssted.</w:t>
+        <w:t>Samlet sett gir ADF-testen grunnlag for differensiering og ACF-analysen grunnlag for sesongkomponenten. SARIMA(p, d, q)(P, D, Q, 7) ble valgt som modellklasse for alle 32 kombinasjoner av produkt og utsalgssted.</w:t>
       </w:r>
     </w:p>
     <w:p>
@@ -5856,21 +5970,7 @@
         <w:rPr>
           <w:lang w:val="nb-NO"/>
         </w:rPr>
-        <w:t xml:space="preserve">, 2021). Funksjonen </w:t>
-      </w:r>
-      <w:proofErr w:type="gramStart"/>
-      <w:r>
-        <w:rPr>
-          <w:lang w:val="nb-NO"/>
-        </w:rPr>
-        <w:t>implementerer</w:t>
-      </w:r>
-      <w:proofErr w:type="gramEnd"/>
-      <w:r>
-        <w:rPr>
-          <w:lang w:val="nb-NO"/>
-        </w:rPr>
-        <w:t xml:space="preserve"> en trinnvis (</w:t>
+        <w:t>, 2021). Funksjonen implementerer en trinnvis (</w:t>
       </w:r>
       <w:proofErr w:type="spellStart"/>
       <w:r>
@@ -6956,8 +7056,33 @@
           <w:b/>
           <w:bCs/>
         </w:rPr>
-        <w:t xml:space="preserve"> korrigerte registreringsfeil</w:t>
-      </w:r>
+        <w:t xml:space="preserve"> </w:t>
+      </w:r>
+      <w:proofErr w:type="spellStart"/>
+      <w:r>
+        <w:rPr>
+          <w:b/>
+          <w:bCs/>
+        </w:rPr>
+        <w:t>korrigerte</w:t>
+      </w:r>
+      <w:proofErr w:type="spellEnd"/>
+      <w:r>
+        <w:rPr>
+          <w:b/>
+          <w:bCs/>
+        </w:rPr>
+        <w:t xml:space="preserve"> </w:t>
+      </w:r>
+      <w:proofErr w:type="spellStart"/>
+      <w:r>
+        <w:rPr>
+          <w:b/>
+          <w:bCs/>
+        </w:rPr>
+        <w:t>registreringsfeil</w:t>
+      </w:r>
+      <w:proofErr w:type="spellEnd"/>
     </w:p>
     <w:tbl>
       <w:tblPr>
@@ -10055,21 +10180,7 @@
         <w:rPr>
           <w:lang w:val="nb-NO"/>
         </w:rPr>
-        <w:t xml:space="preserve">Det </w:t>
-      </w:r>
-      <w:proofErr w:type="gramStart"/>
-      <w:r>
-        <w:rPr>
-          <w:lang w:val="nb-NO"/>
-        </w:rPr>
-        <w:t>fremgår</w:t>
-      </w:r>
-      <w:proofErr w:type="gramEnd"/>
-      <w:r>
-        <w:rPr>
-          <w:lang w:val="nb-NO"/>
-        </w:rPr>
-        <w:t xml:space="preserve"> at det er stor variasjon i standardavvik mellom produktene, og at mønsteret er konsistent på tvers av utsalgsstedene. Pommes frites og Pølse har gjennomgående vesentlig høyere variasjon enn eksempelvis Iskrem og Brus. Kebab viser moderat til lav variasjon etter at registreringsfeilene ble korrigert. LM skiller seg ut med høyere absolutte salgstall for de fleste produkter, men har ikke nødvendigvis høyere relativ variasjon.</w:t>
+        <w:t>Det fremgår at det er stor variasjon i standardavvik mellom produktene, og at mønsteret er konsistent på tvers av utsalgsstedene. Pommes frites og Pølse har gjennomgående vesentlig høyere variasjon enn eksempelvis Iskrem og Brus. Kebab viser moderat til lav variasjon etter at registreringsfeilene ble korrigert. LM skiller seg ut med høyere absolutte salgstall for de fleste produkter, men har ikke nødvendigvis høyere relativ variasjon.</w:t>
       </w:r>
     </w:p>
     <w:p>
@@ -10137,35 +10248,7 @@
         <w:rPr>
           <w:lang w:val="nb-NO"/>
         </w:rPr>
-        <w:t xml:space="preserve">Den tilpassede </w:t>
-      </w:r>
-      <w:proofErr w:type="gramStart"/>
-      <w:r>
-        <w:rPr>
-          <w:lang w:val="nb-NO"/>
-        </w:rPr>
-        <w:t>SARIMA(</w:t>
-      </w:r>
-      <w:proofErr w:type="gramEnd"/>
-      <w:r>
-        <w:rPr>
-          <w:lang w:val="nb-NO"/>
-        </w:rPr>
-        <w:t xml:space="preserve">p, d, </w:t>
-      </w:r>
-      <w:proofErr w:type="gramStart"/>
-      <w:r>
-        <w:rPr>
-          <w:lang w:val="nb-NO"/>
-        </w:rPr>
-        <w:t>q)(</w:t>
-      </w:r>
-      <w:proofErr w:type="gramEnd"/>
-      <w:r>
-        <w:rPr>
-          <w:lang w:val="nb-NO"/>
-        </w:rPr>
-        <w:t>P, D, Q, 7)-modellen for en gitt tidsserie kan skrives som:</w:t>
+        <w:t>Den tilpassede SARIMA(p, d, q)(P, D, Q, 7)-modellen for en gitt tidsserie kan skrives som:</w:t>
       </w:r>
     </w:p>
     <w:p>
@@ -10855,7 +10938,6 @@
         </w:rPr>
         <w:t>^7) de tilsvarende MA-polynomene. Faktoren (1−</w:t>
       </w:r>
-      <w:proofErr w:type="gramStart"/>
       <w:r>
         <w:rPr>
           <w:i/>
@@ -10868,14 +10950,7 @@
         <w:rPr>
           <w:lang w:val="nb-NO"/>
         </w:rPr>
-        <w:t>)^</w:t>
-      </w:r>
-      <w:proofErr w:type="gramEnd"/>
-      <w:r>
-        <w:rPr>
-          <w:lang w:val="nb-NO"/>
-        </w:rPr>
-        <w:t xml:space="preserve">d sikrer ikke-sesongmessig </w:t>
+        <w:t xml:space="preserve">)^d sikrer ikke-sesongmessig </w:t>
       </w:r>
       <w:proofErr w:type="spellStart"/>
       <w:r>
@@ -10899,7 +10974,6 @@
         </w:rPr>
         <w:t>B</w:t>
       </w:r>
-      <w:proofErr w:type="gramStart"/>
       <w:r>
         <w:rPr>
           <w:vertAlign w:val="superscript"/>
@@ -10911,14 +10985,7 @@
         <w:rPr>
           <w:lang w:val="nb-NO"/>
         </w:rPr>
-        <w:t>D</w:t>
-      </w:r>
-      <w:proofErr w:type="gramEnd"/>
-      <w:r>
-        <w:rPr>
-          <w:lang w:val="nb-NO"/>
-        </w:rPr>
-        <w:t xml:space="preserve"> sesongmessig </w:t>
+        <w:t xml:space="preserve">D sesongmessig </w:t>
       </w:r>
       <w:proofErr w:type="spellStart"/>
       <w:r>
@@ -11111,21 +11178,7 @@
         <w:rPr>
           <w:lang w:val="nb-NO"/>
         </w:rPr>
-        <w:t xml:space="preserve"> benyttet med AIC som informasjonskriterium og </w:t>
-      </w:r>
-      <w:proofErr w:type="gramStart"/>
-      <w:r>
-        <w:rPr>
-          <w:lang w:val="nb-NO"/>
-        </w:rPr>
-        <w:t>trinnvis søk</w:t>
-      </w:r>
-      <w:proofErr w:type="gramEnd"/>
-      <w:r>
-        <w:rPr>
-          <w:lang w:val="nb-NO"/>
-        </w:rPr>
-        <w:t xml:space="preserve"> aktivert. Funksjonen gjennomfører internt </w:t>
+        <w:t xml:space="preserve"> benyttet med AIC som informasjonskriterium og trinnvis søk aktivert. Funksjonen gjennomfører internt </w:t>
       </w:r>
       <w:proofErr w:type="spellStart"/>
       <w:r>
@@ -13594,35 +13647,7 @@
         <w:rPr>
           <w:lang w:val="nb-NO"/>
         </w:rPr>
-        <w:t xml:space="preserve">. Enklere modeller som </w:t>
-      </w:r>
-      <w:proofErr w:type="gramStart"/>
-      <w:r>
-        <w:rPr>
-          <w:lang w:val="nb-NO"/>
-        </w:rPr>
-        <w:t>SARIMA(</w:t>
-      </w:r>
-      <w:proofErr w:type="gramEnd"/>
-      <w:r>
-        <w:rPr>
-          <w:lang w:val="nb-NO"/>
-        </w:rPr>
-        <w:t>0,1,</w:t>
-      </w:r>
-      <w:proofErr w:type="gramStart"/>
-      <w:r>
-        <w:rPr>
-          <w:lang w:val="nb-NO"/>
-        </w:rPr>
-        <w:t>0)(</w:t>
-      </w:r>
-      <w:proofErr w:type="gramEnd"/>
-      <w:r>
-        <w:rPr>
-          <w:lang w:val="nb-NO"/>
-        </w:rPr>
-        <w:t xml:space="preserve">0,0,1,7) – som tilsvarer en sesongmessig random </w:t>
+        <w:t xml:space="preserve">. Enklere modeller som SARIMA(0,1,0)(0,0,1,7) – som tilsvarer en sesongmessig random </w:t>
       </w:r>
       <w:proofErr w:type="spellStart"/>
       <w:r>
@@ -13737,35 +13762,7 @@
         <w:rPr>
           <w:lang w:val="nb-NO"/>
         </w:rPr>
-        <w:t xml:space="preserve">Anbefalt bestillingsmengde for én uke settes lik den øvre 95 %-prediksjonsgrensen for det syvende prognosesteget, og sikkerhetslageret er differansen mellom denne øvre grensen og punktprognosen for samme steg (jf. kapittel 5.1). Kildekoden som </w:t>
-      </w:r>
-      <w:proofErr w:type="gramStart"/>
-      <w:r>
-        <w:rPr>
-          <w:lang w:val="nb-NO"/>
-        </w:rPr>
-        <w:t>implementerer</w:t>
-      </w:r>
-      <w:proofErr w:type="gramEnd"/>
-      <w:r>
-        <w:rPr>
-          <w:lang w:val="nb-NO"/>
-        </w:rPr>
-        <w:t xml:space="preserve"> denne </w:t>
-      </w:r>
-      <w:proofErr w:type="gramStart"/>
-      <w:r>
-        <w:rPr>
-          <w:lang w:val="nb-NO"/>
-        </w:rPr>
-        <w:t>beregningen</w:t>
-      </w:r>
-      <w:proofErr w:type="gramEnd"/>
-      <w:r>
-        <w:rPr>
-          <w:lang w:val="nb-NO"/>
-        </w:rPr>
-        <w:t xml:space="preserve"> er tilgjengelig i vedlegg C.</w:t>
+        <w:t>Anbefalt bestillingsmengde for én uke settes lik den øvre 95 %-prediksjonsgrensen for det syvende prognosesteget, og sikkerhetslageret er differansen mellom denne øvre grensen og punktprognosen for samme steg (jf. kapittel 5.1). Kildekoden som implementerer denne beregningen er tilgjengelig i vedlegg C.</w:t>
       </w:r>
     </w:p>
     <w:p>
@@ -15583,21 +15580,7 @@
         <w:rPr>
           <w:lang w:val="nb-NO"/>
         </w:rPr>
-        <w:t xml:space="preserve">Figur 3 viser SARIMA-prognosen for MH Pommes frites, der det tydelig </w:t>
-      </w:r>
-      <w:proofErr w:type="gramStart"/>
-      <w:r>
-        <w:rPr>
-          <w:lang w:val="nb-NO"/>
-        </w:rPr>
-        <w:t>fremgår</w:t>
-      </w:r>
-      <w:proofErr w:type="gramEnd"/>
-      <w:r>
-        <w:rPr>
-          <w:lang w:val="nb-NO"/>
-        </w:rPr>
-        <w:t xml:space="preserve"> at prognosen (oransje) systematisk ligger under de faktiske valideringsverdiene (grå stiplet).</w:t>
+        <w:t>Figur 3 viser SARIMA-prognosen for MH Pommes frites, der det tydelig fremgår at prognosen (oransje) systematisk ligger under de faktiske valideringsverdiene (grå stiplet).</w:t>
       </w:r>
     </w:p>
     <w:p>
@@ -16519,7 +16502,15 @@
       </w:r>
       <w:proofErr w:type="spellEnd"/>
       <w:r>
-        <w:t xml:space="preserve"> prediksjonsintervallet tolkes med noe forsiktighet.</w:t>
+        <w:t xml:space="preserve"> </w:t>
+      </w:r>
+      <w:proofErr w:type="spellStart"/>
+      <w:r>
+        <w:t>prediksjonsintervallet</w:t>
+      </w:r>
+      <w:proofErr w:type="spellEnd"/>
+      <w:r>
+        <w:t xml:space="preserve"> tolkes med noe forsiktighet.</w:t>
       </w:r>
     </w:p>
     <w:p>
@@ -19775,21 +19766,7 @@
         <w:rPr>
           <w:lang w:val="nb-NO"/>
         </w:rPr>
-        <w:t xml:space="preserve"> er et dataspill, og at etterspørselslogikken i spillet ikke nødvendigvis gjenspeiler dynamikken i reelle hurtigmatrestauranter. Det er rimelig å forvente at reelle data vil ha mer eksogene påvirkningsfaktorer – vær, kampanjer, </w:t>
-      </w:r>
-      <w:proofErr w:type="gramStart"/>
-      <w:r>
-        <w:rPr>
-          <w:lang w:val="nb-NO"/>
-        </w:rPr>
-        <w:t>konkurrenter,</w:t>
-      </w:r>
-      <w:proofErr w:type="gramEnd"/>
-      <w:r>
-        <w:rPr>
-          <w:lang w:val="nb-NO"/>
-        </w:rPr>
-        <w:t xml:space="preserve"> lokale hendelser – som ikke er representert i spillets simulering. I tillegg er selve registreringsprosessen manuell, noe som introduserer risiko for enkeltfeil (jf. datarensingskapittelet).</w:t>
+        <w:t xml:space="preserve"> er et dataspill, og at etterspørselslogikken i spillet ikke nødvendigvis gjenspeiler dynamikken i reelle hurtigmatrestauranter. Det er rimelig å forvente at reelle data vil ha mer eksogene påvirkningsfaktorer – vær, kampanjer, konkurrenter, lokale hendelser – som ikke er representert i spillets simulering. I tillegg er selve registreringsprosessen manuell, noe som introduserer risiko for enkeltfeil (jf. datarensingskapittelet).</w:t>
       </w:r>
     </w:p>
     <w:p>
@@ -19938,21 +19915,7 @@
         <w:rPr>
           <w:lang w:val="nb-NO"/>
         </w:rPr>
-        <w:t xml:space="preserve">For situasjoner med tilgang til ekstra forklaringsvariabler – slik som kampanjekalender, værdata eller trafikktelling – ville en SARIMAX-modell (SARIMA med </w:t>
-      </w:r>
-      <w:proofErr w:type="gramStart"/>
-      <w:r>
-        <w:rPr>
-          <w:lang w:val="nb-NO"/>
-        </w:rPr>
-        <w:t>eksternt forklaringsvariabel</w:t>
-      </w:r>
-      <w:proofErr w:type="gramEnd"/>
-      <w:r>
-        <w:rPr>
-          <w:lang w:val="nb-NO"/>
-        </w:rPr>
-        <w:t xml:space="preserve">) være et naturlig neste skritt. Maskinlæringsmetoder som gradient </w:t>
+        <w:t xml:space="preserve">For situasjoner med tilgang til ekstra forklaringsvariabler – slik som kampanjekalender, værdata eller trafikktelling – ville en SARIMAX-modell (SARIMA med eksternt forklaringsvariabel) være et naturlig neste skritt. Maskinlæringsmetoder som gradient </w:t>
       </w:r>
       <w:proofErr w:type="spellStart"/>
       <w:r>
@@ -20824,6 +20787,118 @@
       <w:pPr>
         <w:ind w:left="6480" w:hanging="360"/>
       </w:pPr>
+    </w:lvl>
+  </w:abstractNum>
+  <w:abstractNum w:abstractNumId="3" w15:restartNumberingAfterBreak="0">
+    <w:nsid w:val="13EC7EB4"/>
+    <w:multiLevelType w:val="hybridMultilevel"/>
+    <w:tmpl w:val="C756E76A"/>
+    <w:lvl w:ilvl="0" w:tplc="A9F21E9C">
+      <w:numFmt w:val="bullet"/>
+      <w:lvlText w:val="-"/>
+      <w:lvlJc w:val="left"/>
+      <w:pPr>
+        <w:ind w:left="720" w:hanging="360"/>
+      </w:pPr>
+      <w:rPr>
+        <w:rFonts w:ascii="Aptos" w:eastAsiaTheme="minorEastAsia" w:hAnsi="Aptos" w:cstheme="minorBidi" w:hint="default"/>
+      </w:rPr>
+    </w:lvl>
+    <w:lvl w:ilvl="1" w:tplc="04140003" w:tentative="1">
+      <w:start w:val="1"/>
+      <w:numFmt w:val="bullet"/>
+      <w:lvlText w:val="o"/>
+      <w:lvlJc w:val="left"/>
+      <w:pPr>
+        <w:ind w:left="1440" w:hanging="360"/>
+      </w:pPr>
+      <w:rPr>
+        <w:rFonts w:ascii="Courier New" w:hAnsi="Courier New" w:cs="Courier New" w:hint="default"/>
+      </w:rPr>
+    </w:lvl>
+    <w:lvl w:ilvl="2" w:tplc="04140005" w:tentative="1">
+      <w:start w:val="1"/>
+      <w:numFmt w:val="bullet"/>
+      <w:lvlText w:val=""/>
+      <w:lvlJc w:val="left"/>
+      <w:pPr>
+        <w:ind w:left="2160" w:hanging="360"/>
+      </w:pPr>
+      <w:rPr>
+        <w:rFonts w:ascii="Wingdings" w:hAnsi="Wingdings" w:hint="default"/>
+      </w:rPr>
+    </w:lvl>
+    <w:lvl w:ilvl="3" w:tplc="04140001" w:tentative="1">
+      <w:start w:val="1"/>
+      <w:numFmt w:val="bullet"/>
+      <w:lvlText w:val=""/>
+      <w:lvlJc w:val="left"/>
+      <w:pPr>
+        <w:ind w:left="2880" w:hanging="360"/>
+      </w:pPr>
+      <w:rPr>
+        <w:rFonts w:ascii="Symbol" w:hAnsi="Symbol" w:hint="default"/>
+      </w:rPr>
+    </w:lvl>
+    <w:lvl w:ilvl="4" w:tplc="04140003" w:tentative="1">
+      <w:start w:val="1"/>
+      <w:numFmt w:val="bullet"/>
+      <w:lvlText w:val="o"/>
+      <w:lvlJc w:val="left"/>
+      <w:pPr>
+        <w:ind w:left="3600" w:hanging="360"/>
+      </w:pPr>
+      <w:rPr>
+        <w:rFonts w:ascii="Courier New" w:hAnsi="Courier New" w:cs="Courier New" w:hint="default"/>
+      </w:rPr>
+    </w:lvl>
+    <w:lvl w:ilvl="5" w:tplc="04140005" w:tentative="1">
+      <w:start w:val="1"/>
+      <w:numFmt w:val="bullet"/>
+      <w:lvlText w:val=""/>
+      <w:lvlJc w:val="left"/>
+      <w:pPr>
+        <w:ind w:left="4320" w:hanging="360"/>
+      </w:pPr>
+      <w:rPr>
+        <w:rFonts w:ascii="Wingdings" w:hAnsi="Wingdings" w:hint="default"/>
+      </w:rPr>
+    </w:lvl>
+    <w:lvl w:ilvl="6" w:tplc="04140001" w:tentative="1">
+      <w:start w:val="1"/>
+      <w:numFmt w:val="bullet"/>
+      <w:lvlText w:val=""/>
+      <w:lvlJc w:val="left"/>
+      <w:pPr>
+        <w:ind w:left="5040" w:hanging="360"/>
+      </w:pPr>
+      <w:rPr>
+        <w:rFonts w:ascii="Symbol" w:hAnsi="Symbol" w:hint="default"/>
+      </w:rPr>
+    </w:lvl>
+    <w:lvl w:ilvl="7" w:tplc="04140003" w:tentative="1">
+      <w:start w:val="1"/>
+      <w:numFmt w:val="bullet"/>
+      <w:lvlText w:val="o"/>
+      <w:lvlJc w:val="left"/>
+      <w:pPr>
+        <w:ind w:left="5760" w:hanging="360"/>
+      </w:pPr>
+      <w:rPr>
+        <w:rFonts w:ascii="Courier New" w:hAnsi="Courier New" w:cs="Courier New" w:hint="default"/>
+      </w:rPr>
+    </w:lvl>
+    <w:lvl w:ilvl="8" w:tplc="04140005" w:tentative="1">
+      <w:start w:val="1"/>
+      <w:numFmt w:val="bullet"/>
+      <w:lvlText w:val=""/>
+      <w:lvlJc w:val="left"/>
+      <w:pPr>
+        <w:ind w:left="6480" w:hanging="360"/>
+      </w:pPr>
+      <w:rPr>
+        <w:rFonts w:ascii="Wingdings" w:hAnsi="Wingdings" w:hint="default"/>
+      </w:rPr>
     </w:lvl>
   </w:abstractNum>
   <w:num w:numId="1" w16cid:durableId="1869101928">
@@ -20900,6 +20975,9 @@
   </w:num>
   <w:num w:numId="7" w16cid:durableId="1919053460">
     <w:abstractNumId w:val="1"/>
+  </w:num>
+  <w:num w:numId="8" w16cid:durableId="2042168745">
+    <w:abstractNumId w:val="3"/>
   </w:num>
 </w:numbering>
 </file>
@@ -22113,6 +22191,15 @@
       <w:sz w:val="22"/>
     </w:rPr>
   </w:style>
+  <w:style w:type="paragraph" w:styleId="ListParagraph">
+    <w:name w:val="List Paragraph"/>
+    <w:basedOn w:val="Normal"/>
+    <w:rsid w:val="000C6FA0"/>
+    <w:pPr>
+      <w:ind w:left="720"/>
+      <w:contextualSpacing/>
+    </w:pPr>
+  </w:style>
 </w:styles>
 </file>
 
